--- a/public/Greencoat_Nappy_Changing_Policy_Mar2026.docx
+++ b/public/Greencoat_Nappy_Changing_Policy_Mar2026.docx
@@ -345,15 +345,7 @@
         <w:rPr>
           <w:rFonts w:ascii="Calibri" w:eastAsia="Calibri" w:hAnsi="Calibri" w:cs="Calibri"/>
         </w:rPr>
-        <w:t xml:space="preserve">Staff changing nappies will </w:t>
-      </w:r>
-      <w:r>
-        <w:rPr>
-          <w:rFonts w:ascii="Calibri" w:eastAsia="Calibri" w:hAnsi="Calibri" w:cs="Calibri"/>
-          <w:b/>
-          <w:i/>
-        </w:rPr>
-        <w:t>(update according to your practice, for example):</w:t>
+        <w:t xml:space="preserve">Staff changing nappies will:</w:t>
       </w:r>
     </w:p>
     <w:p>
